--- a/t40_s1.docx
+++ b/t40_s1.docx
@@ -3,2348 +3,998 @@
 <w:document xmlns:wpc="http://schemas.microsoft.com/office/word/2010/wordprocessingCanvas" xmlns:mo="http://schemas.microsoft.com/office/mac/office/2008/main" xmlns:mc="http://schemas.openxmlformats.org/markup-compatibility/2006" xmlns:mv="urn:schemas-microsoft-com:mac:vml" xmlns:o="urn:schemas-microsoft-com:office:office" xmlns:r="http://schemas.openxmlformats.org/officeDocument/2006/relationships" xmlns:m="http://schemas.openxmlformats.org/officeDocument/2006/math" xmlns:v="urn:schemas-microsoft-com:vml" xmlns:wp14="http://schemas.microsoft.com/office/word/2010/wordprocessingDrawing" xmlns:wp="http://schemas.openxmlformats.org/drawingml/2006/wordprocessingDrawing" xmlns:w10="urn:schemas-microsoft-com:office:word" xmlns:w="http://schemas.openxmlformats.org/wordprocessingml/2006/main" xmlns:w14="http://schemas.microsoft.com/office/word/2010/wordml" xmlns:wpg="http://schemas.microsoft.com/office/word/2010/wordprocessingGroup" xmlns:wpi="http://schemas.microsoft.com/office/word/2010/wordprocessingInk" xmlns:wne="http://schemas.microsoft.com/office/word/2006/wordml" xmlns:wps="http://schemas.microsoft.com/office/word/2010/wordprocessingShape" mc:Ignorable="w14 wp14">
   <w:body>
     <w:p>
-      <w:pPr>
-        <w:spacing w:after="40" w:before="120"/>
-      </w:pPr>
       <w:r>
-        <w:rPr>
-          <w:b w:val="0"/>
-          <w:i w:val="0"/>
-          <w:sz w:val="22"/>
-        </w:rPr>
-        <w:t>Question: A client with third-degree heart block has a heart rate of 32 bpm and is dizzy. Which is the priority treatment?</w:t>
+        <w:t xml:space="preserve">Question: During the first 24-48 hours after an acute myocardial infarction, the nurse should:</w:t>
       </w:r>
     </w:p>
     <w:p>
-      <w:pPr>
-        <w:spacing w:after="0" w:before="0"/>
-      </w:pPr>
       <w:r>
-        <w:rPr>
-          <w:b w:val="0"/>
-          <w:i w:val="0"/>
-          <w:sz w:val="22"/>
-        </w:rPr>
-        <w:t>(a) Temporary transcutaneous pacing</w:t>
+        <w:t xml:space="preserve">(a) Encourage strenuous activity</w:t>
       </w:r>
     </w:p>
     <w:p>
-      <w:pPr>
-        <w:spacing w:after="0" w:before="0"/>
-      </w:pPr>
       <w:r>
-        <w:rPr>
-          <w:b w:val="0"/>
-          <w:i w:val="0"/>
-          <w:sz w:val="22"/>
-        </w:rPr>
-        <w:t>(b) Oral beta blocker</w:t>
+        <w:t xml:space="preserve">(b) Maintain bed rest and monitor for dysrhythmias</w:t>
       </w:r>
     </w:p>
     <w:p>
-      <w:pPr>
-        <w:spacing w:after="0" w:before="0"/>
-      </w:pPr>
       <w:r>
-        <w:rPr>
-          <w:b w:val="0"/>
-          <w:i w:val="0"/>
-          <w:sz w:val="22"/>
-        </w:rPr>
-        <w:t>(c) Intravenous atropine only</w:t>
+        <w:t xml:space="preserve">(c) Restrict all cardiac monitoring</w:t>
       </w:r>
     </w:p>
     <w:p>
-      <w:pPr>
-        <w:spacing w:after="0" w:before="0"/>
-      </w:pPr>
       <w:r>
-        <w:rPr>
-          <w:b w:val="0"/>
-          <w:i w:val="0"/>
-          <w:sz w:val="22"/>
-        </w:rPr>
-        <w:t>(d) Digoxin</w:t>
+        <w:t xml:space="preserve">(d) Ambulate the client hourly</w:t>
       </w:r>
     </w:p>
     <w:p>
-      <w:pPr>
-        <w:spacing w:after="0" w:before="40"/>
-      </w:pPr>
       <w:r>
-        <w:rPr>
-          <w:b/>
-          <w:i w:val="0"/>
-          <w:sz w:val="22"/>
-        </w:rPr>
-        <w:t>Answer: a</w:t>
+        <w:t xml:space="preserve">Answer: b</w:t>
       </w:r>
     </w:p>
     <w:p>
-      <w:pPr>
-        <w:spacing w:after="0" w:before="0"/>
-      </w:pPr>
       <w:r>
-        <w:rPr>
-          <w:b w:val="0"/>
-          <w:i w:val="0"/>
-          <w:sz w:val="21"/>
-        </w:rPr>
-        <w:t>Solution: Third-degree (complete) heart block with severe bradycardia and symptoms is treated with temporary pacing to restore an adequate ventricular rate. Atropine (c) may be tried for acute bradycardia but is unreliable in complete block, and digoxin (d) or beta blockers (b) would worsen it.</w:t>
+        <w:t xml:space="preserve">Solution: Early bed rest reduces myocardial oxygen demand while continuous ECG monitoring detects life-threatening dysrhythmias.</w:t>
       </w:r>
     </w:p>
     <w:p>
-      <w:pPr>
-        <w:spacing w:after="0" w:before="0"/>
-      </w:pPr>
       <w:r>
-        <w:rPr>
-          <w:b w:val="0"/>
-          <w:i w:val="0"/>
-          <w:sz w:val="20"/>
-        </w:rPr>
-        <w:t>Positive Marks: 1</w:t>
+        <w:t xml:space="preserve">Positive Marks: 1</w:t>
       </w:r>
     </w:p>
     <w:p>
-      <w:pPr>
-        <w:spacing w:after="160" w:before="0"/>
-      </w:pPr>
       <w:r>
-        <w:rPr>
-          <w:b w:val="0"/>
-          <w:i w:val="0"/>
-          <w:sz w:val="20"/>
-        </w:rPr>
-        <w:t>Negative Marks: 0.25</w:t>
+        <w:t xml:space="preserve">Negative Marks: 0.25</w:t>
       </w:r>
     </w:p>
     <w:p>
-      <w:pPr>
-        <w:spacing w:after="40" w:before="120"/>
-      </w:pPr>
       <w:r>
-        <w:rPr>
-          <w:b w:val="0"/>
-          <w:i w:val="0"/>
-          <w:sz w:val="22"/>
-        </w:rPr>
-        <w:t>Question: A client with pulmonary oedema is prescribed furosemide. Which is the priority nursing assessment after administration?</w:t>
+        <w:t xml:space="preserve"/>
       </w:r>
     </w:p>
     <w:p>
-      <w:pPr>
-        <w:spacing w:after="0" w:before="0"/>
-      </w:pPr>
       <w:r>
-        <w:rPr>
-          <w:b w:val="0"/>
-          <w:i w:val="0"/>
-          <w:sz w:val="22"/>
-        </w:rPr>
-        <w:t>(a) Urine output and serum potassium</w:t>
+        <w:t xml:space="preserve">Question: Good body alignment in bed means:</w:t>
       </w:r>
     </w:p>
     <w:p>
-      <w:pPr>
-        <w:spacing w:after="0" w:before="0"/>
-      </w:pPr>
       <w:r>
-        <w:rPr>
-          <w:b w:val="0"/>
-          <w:i w:val="0"/>
-          <w:sz w:val="22"/>
-        </w:rPr>
-        <w:t>(b) Blood glucose level</w:t>
+        <w:t xml:space="preserve">(a) Head twisted to one side</w:t>
       </w:r>
     </w:p>
     <w:p>
-      <w:pPr>
-        <w:spacing w:after="0" w:before="0"/>
-      </w:pPr>
       <w:r>
-        <w:rPr>
-          <w:b w:val="0"/>
-          <w:i w:val="0"/>
-          <w:sz w:val="22"/>
-        </w:rPr>
-        <w:t>(c) Serum calcium</w:t>
+        <w:t xml:space="preserve">(b) Hips flexed sharply</w:t>
       </w:r>
     </w:p>
     <w:p>
-      <w:pPr>
-        <w:spacing w:after="0" w:before="0"/>
-      </w:pPr>
       <w:r>
-        <w:rPr>
-          <w:b w:val="0"/>
-          <w:i w:val="0"/>
-          <w:sz w:val="22"/>
-        </w:rPr>
-        <w:t>(d) Thyroid function</w:t>
+        <w:t xml:space="preserve">(c) The spine straight with joints in a neutral position</w:t>
       </w:r>
     </w:p>
     <w:p>
-      <w:pPr>
-        <w:spacing w:after="0" w:before="40"/>
-      </w:pPr>
       <w:r>
-        <w:rPr>
-          <w:b/>
-          <w:i w:val="0"/>
-          <w:sz w:val="22"/>
-        </w:rPr>
-        <w:t>Answer: a</w:t>
+        <w:t xml:space="preserve">(d) Knees crossed tightly</w:t>
       </w:r>
     </w:p>
     <w:p>
-      <w:pPr>
-        <w:spacing w:after="0" w:before="0"/>
-      </w:pPr>
       <w:r>
-        <w:rPr>
-          <w:b w:val="0"/>
-          <w:i w:val="0"/>
-          <w:sz w:val="21"/>
-        </w:rPr>
-        <w:t>Solution: Furosemide is a loop diuretic that causes fluid and potassium loss, so urine output and potassium must be monitored to prevent hypovolaemia and hypokalaemia. The other values are not the primary furosemide concerns.</w:t>
+        <w:t xml:space="preserve">Answer: c</w:t>
       </w:r>
     </w:p>
     <w:p>
-      <w:pPr>
-        <w:spacing w:after="0" w:before="0"/>
-      </w:pPr>
       <w:r>
-        <w:rPr>
-          <w:b w:val="0"/>
-          <w:i w:val="0"/>
-          <w:sz w:val="20"/>
-        </w:rPr>
-        <w:t>Positive Marks: 1</w:t>
+        <w:t xml:space="preserve">Solution: Neutral alignment of the spine and joints prevents contractures, pressure, and strain during rest.</w:t>
       </w:r>
     </w:p>
     <w:p>
-      <w:pPr>
-        <w:spacing w:after="160" w:before="0"/>
-      </w:pPr>
       <w:r>
-        <w:rPr>
-          <w:b w:val="0"/>
-          <w:i w:val="0"/>
-          <w:sz w:val="20"/>
-        </w:rPr>
-        <w:t>Negative Marks: 0.25</w:t>
+        <w:t xml:space="preserve">Positive Marks: 1</w:t>
       </w:r>
     </w:p>
     <w:p>
-      <w:pPr>
-        <w:spacing w:after="40" w:before="120"/>
-      </w:pPr>
       <w:r>
-        <w:rPr>
-          <w:b w:val="0"/>
-          <w:i w:val="0"/>
-          <w:sz w:val="22"/>
-        </w:rPr>
-        <w:t>Question: A client with heart failure is started on an ACE inhibitor. Which adverse effect requires the nurse to teach the client to report?</w:t>
+        <w:t xml:space="preserve">Negative Marks: 0.25</w:t>
       </w:r>
     </w:p>
     <w:p>
-      <w:pPr>
-        <w:spacing w:after="0" w:before="0"/>
-      </w:pPr>
       <w:r>
-        <w:rPr>
-          <w:b w:val="0"/>
-          <w:i w:val="0"/>
-          <w:sz w:val="22"/>
-        </w:rPr>
-        <w:t>(a) Persistent dry cough and dizziness</w:t>
+        <w:t xml:space="preserve"/>
       </w:r>
     </w:p>
     <w:p>
-      <w:pPr>
-        <w:spacing w:after="0" w:before="0"/>
-      </w:pPr>
       <w:r>
-        <w:rPr>
-          <w:b w:val="0"/>
-          <w:i w:val="0"/>
-          <w:sz w:val="22"/>
-        </w:rPr>
-        <w:t>(b) Weight gain</w:t>
+        <w:t xml:space="preserve">Question: Which non-pharmacological measure relieves labor pain?</w:t>
       </w:r>
     </w:p>
     <w:p>
-      <w:pPr>
-        <w:spacing w:after="0" w:before="0"/>
-      </w:pPr>
       <w:r>
-        <w:rPr>
-          <w:b w:val="0"/>
-          <w:i w:val="0"/>
-          <w:sz w:val="22"/>
-        </w:rPr>
-        <w:t>(c) Increased appetite</w:t>
+        <w:t xml:space="preserve">(a) Breathing techniques and position changes</w:t>
       </w:r>
     </w:p>
     <w:p>
-      <w:pPr>
-        <w:spacing w:after="0" w:before="0"/>
-      </w:pPr>
       <w:r>
-        <w:rPr>
-          <w:b w:val="0"/>
-          <w:i w:val="0"/>
-          <w:sz w:val="22"/>
-        </w:rPr>
-        <w:t>(d) Insomnia</w:t>
+        <w:t xml:space="preserve">(b) Holding the breath</w:t>
       </w:r>
     </w:p>
     <w:p>
-      <w:pPr>
-        <w:spacing w:after="0" w:before="40"/>
-      </w:pPr>
       <w:r>
-        <w:rPr>
-          <w:b/>
-          <w:i w:val="0"/>
-          <w:sz w:val="22"/>
-        </w:rPr>
-        <w:t>Answer: a</w:t>
+        <w:t xml:space="preserve">(c) Lying flat on the back</w:t>
       </w:r>
     </w:p>
     <w:p>
-      <w:pPr>
-        <w:spacing w:after="0" w:before="0"/>
-      </w:pPr>
       <w:r>
-        <w:rPr>
-          <w:b w:val="0"/>
-          <w:i w:val="0"/>
-          <w:sz w:val="21"/>
-        </w:rPr>
-        <w:t>Solution: ACE inhibitors commonly cause a persistent dry cough and first-dose hypotension (dizziness); the client should report these. Weight gain (b) suggests fluid retention, and the other options are not typical ACE inhibitor effects.</w:t>
+        <w:t xml:space="preserve">(d) Fasting completely</w:t>
       </w:r>
     </w:p>
     <w:p>
-      <w:pPr>
-        <w:spacing w:after="0" w:before="0"/>
-      </w:pPr>
       <w:r>
-        <w:rPr>
-          <w:b w:val="0"/>
-          <w:i w:val="0"/>
-          <w:sz w:val="20"/>
-        </w:rPr>
-        <w:t>Positive Marks: 1</w:t>
+        <w:t xml:space="preserve">Answer: a</w:t>
       </w:r>
     </w:p>
     <w:p>
-      <w:pPr>
-        <w:spacing w:after="160" w:before="0"/>
-      </w:pPr>
       <w:r>
-        <w:rPr>
-          <w:b w:val="0"/>
-          <w:i w:val="0"/>
-          <w:sz w:val="20"/>
-        </w:rPr>
-        <w:t>Negative Marks: 0.25</w:t>
+        <w:t xml:space="preserve">Solution: Slow breathing, position changes, massage, and warm showers are effective non-drug pain relief in labor.</w:t>
       </w:r>
     </w:p>
     <w:p>
-      <w:pPr>
-        <w:spacing w:after="40" w:before="120"/>
-      </w:pPr>
       <w:r>
-        <w:rPr>
-          <w:b w:val="0"/>
-          <w:i w:val="0"/>
-          <w:sz w:val="22"/>
-        </w:rPr>
-        <w:t>Question: A client with peripheral arterial disease reports calf pain that occurs with walking and is relieved by rest. This symptom is called:</w:t>
+        <w:t xml:space="preserve">Positive Marks: 1</w:t>
       </w:r>
     </w:p>
     <w:p>
-      <w:pPr>
-        <w:spacing w:after="0" w:before="0"/>
-      </w:pPr>
       <w:r>
-        <w:rPr>
-          <w:b w:val="0"/>
-          <w:i w:val="0"/>
-          <w:sz w:val="22"/>
-        </w:rPr>
-        <w:t>(a) Intermittent claudication</w:t>
+        <w:t xml:space="preserve">Negative Marks: 0.25</w:t>
       </w:r>
     </w:p>
     <w:p>
-      <w:pPr>
-        <w:spacing w:after="0" w:before="0"/>
-      </w:pPr>
       <w:r>
-        <w:rPr>
-          <w:b w:val="0"/>
-          <w:i w:val="0"/>
-          <w:sz w:val="22"/>
-        </w:rPr>
-        <w:t>(b) Rest pain</w:t>
+        <w:t xml:space="preserve"/>
       </w:r>
     </w:p>
     <w:p>
-      <w:pPr>
-        <w:spacing w:after="0" w:before="0"/>
-      </w:pPr>
       <w:r>
-        <w:rPr>
-          <w:b w:val="0"/>
-          <w:i w:val="0"/>
-          <w:sz w:val="22"/>
-        </w:rPr>
-        <w:t>(c) Paresthesia</w:t>
+        <w:t xml:space="preserve">Question: The most common congenital metabolic condition screened at birth in India is:</w:t>
       </w:r>
     </w:p>
     <w:p>
-      <w:pPr>
-        <w:spacing w:after="0" w:before="0"/>
-      </w:pPr>
       <w:r>
-        <w:rPr>
-          <w:b w:val="0"/>
-          <w:i w:val="0"/>
-          <w:sz w:val="22"/>
-        </w:rPr>
-        <w:t>(d) Cramping at rest</w:t>
+        <w:t xml:space="preserve">(a) Diabetes</w:t>
       </w:r>
     </w:p>
     <w:p>
-      <w:pPr>
-        <w:spacing w:after="0" w:before="40"/>
-      </w:pPr>
       <w:r>
-        <w:rPr>
-          <w:b/>
-          <w:i w:val="0"/>
-          <w:sz w:val="22"/>
-        </w:rPr>
-        <w:t>Answer: a</w:t>
+        <w:t xml:space="preserve">(b) Hypertension</w:t>
       </w:r>
     </w:p>
     <w:p>
-      <w:pPr>
-        <w:spacing w:after="0" w:before="0"/>
-      </w:pPr>
       <w:r>
-        <w:rPr>
-          <w:b w:val="0"/>
-          <w:i w:val="0"/>
-          <w:sz w:val="21"/>
-        </w:rPr>
-        <w:t>Solution: Intermittent claudication is muscle pain, usually in the calf, brought on by exercise and relieved by rest, due to inadequate arterial blood flow. Rest pain (b) indicates severe ischaemia and occurs without activity.</w:t>
+        <w:t xml:space="preserve">(c) Anemia</w:t>
       </w:r>
     </w:p>
     <w:p>
-      <w:pPr>
-        <w:spacing w:after="0" w:before="0"/>
-      </w:pPr>
       <w:r>
-        <w:rPr>
-          <w:b w:val="0"/>
-          <w:i w:val="0"/>
-          <w:sz w:val="20"/>
-        </w:rPr>
-        <w:t>Positive Marks: 1</w:t>
+        <w:t xml:space="preserve">(d) Congenital hypothyroidism</w:t>
       </w:r>
     </w:p>
     <w:p>
-      <w:pPr>
-        <w:spacing w:after="160" w:before="0"/>
-      </w:pPr>
       <w:r>
-        <w:rPr>
-          <w:b w:val="0"/>
-          <w:i w:val="0"/>
-          <w:sz w:val="20"/>
-        </w:rPr>
-        <w:t>Negative Marks: 0.25</w:t>
+        <w:t xml:space="preserve">Answer: d</w:t>
       </w:r>
     </w:p>
     <w:p>
-      <w:pPr>
-        <w:spacing w:after="40" w:before="120"/>
-      </w:pPr>
       <w:r>
-        <w:rPr>
-          <w:b w:val="0"/>
-          <w:i w:val="0"/>
-          <w:sz w:val="22"/>
-        </w:rPr>
-        <w:t>Question: A client's abdominal wound separates and the intestines protrude through the incision. Which is the priority nursing action?</w:t>
+        <w:t xml:space="preserve">Solution: Newborn screening targets congenital hypothyroidism, which causes intellectual disability if untreated but responds well to early thyroxine.</w:t>
       </w:r>
     </w:p>
     <w:p>
-      <w:pPr>
-        <w:spacing w:after="0" w:before="0"/>
-      </w:pPr>
       <w:r>
-        <w:rPr>
-          <w:b w:val="0"/>
-          <w:i w:val="0"/>
-          <w:sz w:val="22"/>
-        </w:rPr>
-        <w:t>(a) Cover the protruding bowel with sterile saline-soaked gauze and keep the client supine with knees bent</w:t>
+        <w:t xml:space="preserve">Positive Marks: 1</w:t>
       </w:r>
     </w:p>
     <w:p>
-      <w:pPr>
-        <w:spacing w:after="0" w:before="0"/>
-      </w:pPr>
       <w:r>
-        <w:rPr>
-          <w:b w:val="0"/>
-          <w:i w:val="0"/>
-          <w:sz w:val="22"/>
-        </w:rPr>
-        <w:t>(b) Push the bowel back into the abdomen</w:t>
+        <w:t xml:space="preserve">Negative Marks: 0.25</w:t>
       </w:r>
     </w:p>
     <w:p>
-      <w:pPr>
-        <w:spacing w:after="0" w:before="0"/>
-      </w:pPr>
       <w:r>
-        <w:rPr>
-          <w:b w:val="0"/>
-          <w:i w:val="0"/>
-          <w:sz w:val="22"/>
-        </w:rPr>
-        <w:t>(c) Apply a dry pressure dressing</w:t>
+        <w:t xml:space="preserve"/>
       </w:r>
     </w:p>
     <w:p>
-      <w:pPr>
-        <w:spacing w:after="0" w:before="0"/>
-      </w:pPr>
       <w:r>
-        <w:rPr>
-          <w:b w:val="0"/>
-          <w:i w:val="0"/>
-          <w:sz w:val="22"/>
-        </w:rPr>
-        <w:t>(d) Place the client in high Fowler's position immediately</w:t>
+        <w:t xml:space="preserve">Question: Assertive behavior is best described as:</w:t>
       </w:r>
     </w:p>
     <w:p>
-      <w:pPr>
-        <w:spacing w:after="0" w:before="40"/>
-      </w:pPr>
       <w:r>
-        <w:rPr>
-          <w:b/>
-          <w:i w:val="0"/>
-          <w:sz w:val="22"/>
-        </w:rPr>
-        <w:t>Answer: a</w:t>
+        <w:t xml:space="preserve">(a) Aggressively demanding one's needs</w:t>
       </w:r>
     </w:p>
     <w:p>
-      <w:pPr>
-        <w:spacing w:after="0" w:before="0"/>
-      </w:pPr>
       <w:r>
-        <w:rPr>
-          <w:b w:val="0"/>
-          <w:i w:val="0"/>
-          <w:sz w:val="21"/>
-        </w:rPr>
-        <w:t>Solution: Wound evisceration is an emergency: the protruding bowel is covered with sterile saline-soaked gauze to keep it moist, and the client stays supine with knees flexed to reduce tension. Pushing the bowel back (b) risks contamination and injury.</w:t>
+        <w:t xml:space="preserve">(b) Expressing needs clearly while respecting others</w:t>
       </w:r>
     </w:p>
     <w:p>
-      <w:pPr>
-        <w:spacing w:after="0" w:before="0"/>
-      </w:pPr>
       <w:r>
-        <w:rPr>
-          <w:b w:val="0"/>
-          <w:i w:val="0"/>
-          <w:sz w:val="20"/>
-        </w:rPr>
-        <w:t>Positive Marks: 1</w:t>
+        <w:t xml:space="preserve">(c) Never expressing feelings</w:t>
       </w:r>
     </w:p>
     <w:p>
-      <w:pPr>
-        <w:spacing w:after="160" w:before="0"/>
-      </w:pPr>
       <w:r>
-        <w:rPr>
-          <w:b w:val="0"/>
-          <w:i w:val="0"/>
-          <w:sz w:val="20"/>
-        </w:rPr>
-        <w:t>Negative Marks: 0.25</w:t>
+        <w:t xml:space="preserve">(d) Always agreeing with others</w:t>
       </w:r>
     </w:p>
     <w:p>
-      <w:pPr>
-        <w:spacing w:after="40" w:before="120"/>
-      </w:pPr>
       <w:r>
-        <w:rPr>
-          <w:b w:val="0"/>
-          <w:i w:val="0"/>
-          <w:sz w:val="22"/>
-        </w:rPr>
-        <w:t>Question: A client has a suprapubic catheter after urological surgery. Which statement by the client indicates correct understanding of care?</w:t>
+        <w:t xml:space="preserve">Answer: b</w:t>
       </w:r>
     </w:p>
     <w:p>
-      <w:pPr>
-        <w:spacing w:after="0" w:before="0"/>
-      </w:pPr>
       <w:r>
-        <w:rPr>
-          <w:b w:val="0"/>
-          <w:i w:val="0"/>
-          <w:sz w:val="22"/>
-        </w:rPr>
-        <w:t>(a) I will keep the drainage bag below my bladder and avoid pulling on the tube</w:t>
+        <w:t xml:space="preserve">Solution: Assertiveness balances self-expression with respect for others; aggression and passivity are its unhealthy opposites.</w:t>
       </w:r>
     </w:p>
     <w:p>
-      <w:pPr>
-        <w:spacing w:after="0" w:before="0"/>
-      </w:pPr>
       <w:r>
-        <w:rPr>
-          <w:b w:val="0"/>
-          <w:i w:val="0"/>
-          <w:sz w:val="22"/>
-        </w:rPr>
-        <w:t>(b) I can clamp the catheter for 8 hours daily</w:t>
+        <w:t xml:space="preserve">Positive Marks: 1</w:t>
       </w:r>
     </w:p>
     <w:p>
-      <w:pPr>
-        <w:spacing w:after="0" w:before="0"/>
-      </w:pPr>
       <w:r>
-        <w:rPr>
-          <w:b w:val="0"/>
-          <w:i w:val="0"/>
-          <w:sz w:val="22"/>
-        </w:rPr>
-        <w:t>(c) I will change the catheter myself every day</w:t>
+        <w:t xml:space="preserve">Negative Marks: 0.25</w:t>
       </w:r>
     </w:p>
     <w:p>
-      <w:pPr>
-        <w:spacing w:after="0" w:before="0"/>
-      </w:pPr>
       <w:r>
-        <w:rPr>
-          <w:b w:val="0"/>
-          <w:i w:val="0"/>
-          <w:sz w:val="22"/>
-        </w:rPr>
-        <w:t>(d) The catheter should be removed when I feel like urinating</w:t>
+        <w:t xml:space="preserve"/>
       </w:r>
     </w:p>
     <w:p>
-      <w:pPr>
-        <w:spacing w:after="0" w:before="40"/>
-      </w:pPr>
       <w:r>
-        <w:rPr>
-          <w:b/>
-          <w:i w:val="0"/>
-          <w:sz w:val="22"/>
-        </w:rPr>
-        <w:t>Answer: a</w:t>
+        <w:t xml:space="preserve">Question: A primary health centre typically serves a population of about:</w:t>
       </w:r>
     </w:p>
     <w:p>
-      <w:pPr>
-        <w:spacing w:after="0" w:before="0"/>
-      </w:pPr>
       <w:r>
-        <w:rPr>
-          <w:b w:val="0"/>
-          <w:i w:val="0"/>
-          <w:sz w:val="21"/>
-        </w:rPr>
-        <w:t>Solution: Suprapubic catheter care requires keeping the drainage bag below the bladder and avoiding tension on the tube. Clamping (b) and self-changing (c) are unsafe, and removal (d) requires an order and clamping trial.</w:t>
+        <w:t xml:space="preserve">(a) 500</w:t>
       </w:r>
     </w:p>
     <w:p>
-      <w:pPr>
-        <w:spacing w:after="0" w:before="0"/>
-      </w:pPr>
       <w:r>
-        <w:rPr>
-          <w:b w:val="0"/>
-          <w:i w:val="0"/>
-          <w:sz w:val="20"/>
-        </w:rPr>
-        <w:t>Positive Marks: 1</w:t>
+        <w:t xml:space="preserve">(b) 5,000</w:t>
       </w:r>
     </w:p>
     <w:p>
-      <w:pPr>
-        <w:spacing w:after="160" w:before="0"/>
-      </w:pPr>
       <w:r>
-        <w:rPr>
-          <w:b w:val="0"/>
-          <w:i w:val="0"/>
-          <w:sz w:val="20"/>
-        </w:rPr>
-        <w:t>Negative Marks: 0.25</w:t>
+        <w:t xml:space="preserve">(c) 20,000-30,000</w:t>
       </w:r>
     </w:p>
     <w:p>
-      <w:pPr>
-        <w:spacing w:after="40" w:before="120"/>
-      </w:pPr>
       <w:r>
-        <w:rPr>
-          <w:b w:val="0"/>
-          <w:i w:val="0"/>
-          <w:sz w:val="22"/>
-        </w:rPr>
-        <w:t>Question: Which is the correct technique for a surgical hand scrub?</w:t>
+        <w:t xml:space="preserve">(d) 500,000</w:t>
       </w:r>
     </w:p>
     <w:p>
-      <w:pPr>
-        <w:spacing w:after="0" w:before="0"/>
-      </w:pPr>
       <w:r>
-        <w:rPr>
-          <w:b w:val="0"/>
-          <w:i w:val="0"/>
-          <w:sz w:val="22"/>
-        </w:rPr>
-        <w:t>(a) Wash from fingertips to elbows with the hands held higher than the elbows</w:t>
+        <w:t xml:space="preserve">Answer: c</w:t>
       </w:r>
     </w:p>
     <w:p>
-      <w:pPr>
-        <w:spacing w:after="0" w:before="0"/>
-      </w:pPr>
       <w:r>
-        <w:rPr>
-          <w:b w:val="0"/>
-          <w:i w:val="0"/>
-          <w:sz w:val="22"/>
-        </w:rPr>
-        <w:t>(b) Wash from elbows to fingertips with the hands lower than the elbows</w:t>
+        <w:t xml:space="preserve">Solution: A PHC covers about 20,000-30,000 people in plain areas, backed by sub-centres and staffed by medical officers and nurses.</w:t>
       </w:r>
     </w:p>
     <w:p>
-      <w:pPr>
-        <w:spacing w:after="0" w:before="0"/>
-      </w:pPr>
       <w:r>
-        <w:rPr>
-          <w:b w:val="0"/>
-          <w:i w:val="0"/>
-          <w:sz w:val="22"/>
-        </w:rPr>
-        <w:t>(c) Use plain soap for 10 seconds</w:t>
+        <w:t xml:space="preserve">Positive Marks: 1</w:t>
       </w:r>
     </w:p>
     <w:p>
-      <w:pPr>
-        <w:spacing w:after="0" w:before="0"/>
-      </w:pPr>
       <w:r>
-        <w:rPr>
-          <w:b w:val="0"/>
-          <w:i w:val="0"/>
-          <w:sz w:val="22"/>
-        </w:rPr>
-        <w:t>(d) Dry the hands by rubbing with a reusable towel</w:t>
+        <w:t xml:space="preserve">Negative Marks: 0.25</w:t>
       </w:r>
     </w:p>
     <w:p>
-      <w:pPr>
-        <w:spacing w:after="0" w:before="40"/>
-      </w:pPr>
       <w:r>
-        <w:rPr>
-          <w:b/>
-          <w:i w:val="0"/>
-          <w:sz w:val="22"/>
-        </w:rPr>
-        <w:t>Answer: a</w:t>
+        <w:t xml:space="preserve"/>
       </w:r>
     </w:p>
     <w:p>
-      <w:pPr>
-        <w:spacing w:after="0" w:before="0"/>
-      </w:pPr>
       <w:r>
-        <w:rPr>
-          <w:b w:val="0"/>
-          <w:i w:val="0"/>
-          <w:sz w:val="21"/>
-        </w:rPr>
-        <w:t>Solution: A surgical scrub cleans from fingertips to elbows, keeping the hands above the elbows so water flows from the cleanest area to the least clean. The other techniques are incorrect.</w:t>
+        <w:t xml:space="preserve">Question: Diazepam is classified as a:</w:t>
       </w:r>
     </w:p>
     <w:p>
-      <w:pPr>
-        <w:spacing w:after="0" w:before="0"/>
-      </w:pPr>
       <w:r>
-        <w:rPr>
-          <w:b w:val="0"/>
-          <w:i w:val="0"/>
-          <w:sz w:val="20"/>
-        </w:rPr>
-        <w:t>Positive Marks: 1</w:t>
+        <w:t xml:space="preserve">(a) Benzodiazepine</w:t>
       </w:r>
     </w:p>
     <w:p>
-      <w:pPr>
-        <w:spacing w:after="160" w:before="0"/>
-      </w:pPr>
       <w:r>
-        <w:rPr>
-          <w:b w:val="0"/>
-          <w:i w:val="0"/>
-          <w:sz w:val="20"/>
-        </w:rPr>
-        <w:t>Negative Marks: 0.25</w:t>
+        <w:t xml:space="preserve">(b) Phenothiazine</w:t>
       </w:r>
     </w:p>
     <w:p>
-      <w:pPr>
-        <w:spacing w:after="40" w:before="120"/>
-      </w:pPr>
       <w:r>
-        <w:rPr>
-          <w:b w:val="0"/>
-          <w:i w:val="0"/>
-          <w:sz w:val="22"/>
-        </w:rPr>
-        <w:t>Question: Which is correct when counting a client's respirations?</w:t>
+        <w:t xml:space="preserve">(c) Opioid</w:t>
       </w:r>
     </w:p>
     <w:p>
-      <w:pPr>
-        <w:spacing w:after="0" w:before="0"/>
-      </w:pPr>
       <w:r>
-        <w:rPr>
-          <w:b w:val="0"/>
-          <w:i w:val="0"/>
-          <w:sz w:val="22"/>
-        </w:rPr>
-        <w:t>(a) Count for 30 seconds while the client is unaware that respirations are being counted</w:t>
+        <w:t xml:space="preserve">(d) NSAID</w:t>
       </w:r>
     </w:p>
     <w:p>
-      <w:pPr>
-        <w:spacing w:after="0" w:before="0"/>
-      </w:pPr>
       <w:r>
-        <w:rPr>
-          <w:b w:val="0"/>
-          <w:i w:val="0"/>
-          <w:sz w:val="22"/>
-        </w:rPr>
-        <w:t>(b) Ask the client to breathe deeply before counting</w:t>
+        <w:t xml:space="preserve">Answer: a</w:t>
       </w:r>
     </w:p>
     <w:p>
-      <w:pPr>
-        <w:spacing w:after="0" w:before="0"/>
-      </w:pPr>
       <w:r>
-        <w:rPr>
-          <w:b w:val="0"/>
-          <w:i w:val="0"/>
-          <w:sz w:val="22"/>
-        </w:rPr>
-        <w:t>(c) Count for 15 seconds and multiply by 4 only</w:t>
+        <w:t xml:space="preserve">Solution: Diazepam is a benzodiazepine used for anxiety, seizures, and muscle spasm; it enhances GABA transmission.</w:t>
       </w:r>
     </w:p>
     <w:p>
-      <w:pPr>
-        <w:spacing w:after="0" w:before="0"/>
-      </w:pPr>
       <w:r>
-        <w:rPr>
-          <w:b w:val="0"/>
-          <w:i w:val="0"/>
-          <w:sz w:val="22"/>
-        </w:rPr>
-        <w:t>(d) Have the client hold their breath first</w:t>
+        <w:t xml:space="preserve">Positive Marks: 1</w:t>
       </w:r>
     </w:p>
     <w:p>
-      <w:pPr>
-        <w:spacing w:after="0" w:before="40"/>
-      </w:pPr>
       <w:r>
-        <w:rPr>
-          <w:b/>
-          <w:i w:val="0"/>
-          <w:sz w:val="22"/>
-        </w:rPr>
-        <w:t>Answer: a</w:t>
+        <w:t xml:space="preserve">Negative Marks: 0.25</w:t>
       </w:r>
     </w:p>
     <w:p>
-      <w:pPr>
-        <w:spacing w:after="0" w:before="0"/>
-      </w:pPr>
       <w:r>
-        <w:rPr>
-          <w:b w:val="0"/>
-          <w:i w:val="0"/>
-          <w:sz w:val="21"/>
-        </w:rPr>
-        <w:t>Solution: Respirations are counted for 30 seconds (or a full minute for irregular breathing) without the client's awareness, because conscious breathing alters the rate. Asking the client to breathe deeply (b) or hold the breath (d) changes the result.</w:t>
+        <w:t xml:space="preserve"/>
       </w:r>
     </w:p>
     <w:p>
-      <w:pPr>
-        <w:spacing w:after="0" w:before="0"/>
-      </w:pPr>
       <w:r>
-        <w:rPr>
-          <w:b w:val="0"/>
-          <w:i w:val="0"/>
-          <w:sz w:val="20"/>
-        </w:rPr>
-        <w:t>Positive Marks: 1</w:t>
+        <w:t xml:space="preserve">Question: Lymph nodes are most numerous in which region?</w:t>
       </w:r>
     </w:p>
     <w:p>
-      <w:pPr>
-        <w:spacing w:after="160" w:before="0"/>
-      </w:pPr>
       <w:r>
-        <w:rPr>
-          <w:b w:val="0"/>
-          <w:i w:val="0"/>
-          <w:sz w:val="20"/>
-        </w:rPr>
-        <w:t>Negative Marks: 0.25</w:t>
+        <w:t xml:space="preserve">(a) Wrist</w:t>
       </w:r>
     </w:p>
     <w:p>
-      <w:pPr>
-        <w:spacing w:after="40" w:before="120"/>
-      </w:pPr>
       <w:r>
-        <w:rPr>
-          <w:b w:val="0"/>
-          <w:i w:val="0"/>
-          <w:sz w:val="22"/>
-        </w:rPr>
-        <w:t>Question: Which is correct when measuring a tympanic temperature?</w:t>
+        <w:t xml:space="preserve">(b) Ankle</w:t>
       </w:r>
     </w:p>
     <w:p>
-      <w:pPr>
-        <w:spacing w:after="0" w:before="0"/>
-      </w:pPr>
       <w:r>
-        <w:rPr>
-          <w:b w:val="0"/>
-          <w:i w:val="0"/>
-          <w:sz w:val="22"/>
-        </w:rPr>
-        <w:t>(a) Gently pull the pinna upward and back for an adult while inserting the probe</w:t>
+        <w:t xml:space="preserve">(c) Knee</w:t>
       </w:r>
     </w:p>
     <w:p>
-      <w:pPr>
-        <w:spacing w:after="0" w:before="0"/>
-      </w:pPr>
       <w:r>
-        <w:rPr>
-          <w:b w:val="0"/>
-          <w:i w:val="0"/>
-          <w:sz w:val="22"/>
-        </w:rPr>
-        <w:t>(b) Point the probe at the eardrum while the client faces forward</w:t>
+        <w:t xml:space="preserve">(d) Neck (cervical)</w:t>
       </w:r>
     </w:p>
     <w:p>
-      <w:pPr>
-        <w:spacing w:after="0" w:before="0"/>
-      </w:pPr>
       <w:r>
-        <w:rPr>
-          <w:b w:val="0"/>
-          <w:i w:val="0"/>
-          <w:sz w:val="22"/>
-        </w:rPr>
-        <w:t>(c) Insert the probe deep into the nose</w:t>
+        <w:t xml:space="preserve">Answer: d</w:t>
       </w:r>
     </w:p>
     <w:p>
-      <w:pPr>
-        <w:spacing w:after="0" w:before="0"/>
-      </w:pPr>
       <w:r>
-        <w:rPr>
-          <w:b w:val="0"/>
-          <w:i w:val="0"/>
-          <w:sz w:val="22"/>
-        </w:rPr>
-        <w:t>(d) Place the probe under the axilla</w:t>
+        <w:t xml:space="preserve">Solution: The cervical region has the greatest concentration of lymph nodes, filtering drainage from the head and neck.</w:t>
       </w:r>
     </w:p>
     <w:p>
-      <w:pPr>
-        <w:spacing w:after="0" w:before="40"/>
-      </w:pPr>
       <w:r>
-        <w:rPr>
-          <w:b/>
-          <w:i w:val="0"/>
-          <w:sz w:val="22"/>
-        </w:rPr>
-        <w:t>Answer: a</w:t>
+        <w:t xml:space="preserve">Positive Marks: 1</w:t>
       </w:r>
     </w:p>
     <w:p>
-      <w:pPr>
-        <w:spacing w:after="0" w:before="0"/>
-      </w:pPr>
       <w:r>
-        <w:rPr>
-          <w:b w:val="0"/>
-          <w:i w:val="0"/>
-          <w:sz w:val="21"/>
-        </w:rPr>
-        <w:t>Solution: For an adult, the pinna is pulled upward and back to straighten the ear canal so the probe aims at the tympanic membrane. For infants, the pinna is pulled down and back (children under 3). The other sites are incorrect.</w:t>
+        <w:t xml:space="preserve">Negative Marks: 0.25</w:t>
       </w:r>
     </w:p>
     <w:p>
-      <w:pPr>
-        <w:spacing w:after="0" w:before="0"/>
-      </w:pPr>
       <w:r>
-        <w:rPr>
-          <w:b w:val="0"/>
-          <w:i w:val="0"/>
-          <w:sz w:val="20"/>
-        </w:rPr>
-        <w:t>Positive Marks: 1</w:t>
+        <w:t xml:space="preserve"/>
       </w:r>
     </w:p>
     <w:p>
-      <w:pPr>
-        <w:spacing w:after="160" w:before="0"/>
-      </w:pPr>
       <w:r>
-        <w:rPr>
-          <w:b w:val="0"/>
-          <w:i w:val="0"/>
-          <w:sz w:val="20"/>
-        </w:rPr>
-        <w:t>Negative Marks: 0.25</w:t>
+        <w:t xml:space="preserve">Question: A child with acute diarrhea and no dehydration should:</w:t>
       </w:r>
     </w:p>
     <w:p>
-      <w:pPr>
-        <w:spacing w:after="40" w:before="120"/>
-      </w:pPr>
       <w:r>
-        <w:rPr>
-          <w:b w:val="0"/>
-          <w:i w:val="0"/>
-          <w:sz w:val="22"/>
-        </w:rPr>
-        <w:t>Question: A nuchal translucency measurement is part of first-trimester screening for which condition?</w:t>
+        <w:t xml:space="preserve">(a) Stop all feeds</w:t>
       </w:r>
     </w:p>
     <w:p>
-      <w:pPr>
-        <w:spacing w:after="0" w:before="0"/>
-      </w:pPr>
       <w:r>
-        <w:rPr>
-          <w:b w:val="0"/>
-          <w:i w:val="0"/>
-          <w:sz w:val="22"/>
-        </w:rPr>
-        <w:t>(a) Down syndrome</w:t>
+        <w:t xml:space="preserve">(b) Continue feeding along with ORS</w:t>
       </w:r>
     </w:p>
     <w:p>
-      <w:pPr>
-        <w:spacing w:after="0" w:before="0"/>
-      </w:pPr>
       <w:r>
-        <w:rPr>
-          <w:b w:val="0"/>
-          <w:i w:val="0"/>
-          <w:sz w:val="22"/>
-        </w:rPr>
-        <w:t>(b) Sickle cell disease</w:t>
+        <w:t xml:space="preserve">(c) Receive only sugar water</w:t>
       </w:r>
     </w:p>
     <w:p>
-      <w:pPr>
-        <w:spacing w:after="0" w:before="0"/>
-      </w:pPr>
       <w:r>
-        <w:rPr>
-          <w:b w:val="0"/>
-          <w:i w:val="0"/>
-          <w:sz w:val="22"/>
-        </w:rPr>
-        <w:t>(c) Neural tube defect only</w:t>
+        <w:t xml:space="preserve">(d) Fast for 24 hours</w:t>
       </w:r>
     </w:p>
     <w:p>
-      <w:pPr>
-        <w:spacing w:after="0" w:before="0"/>
-      </w:pPr>
       <w:r>
-        <w:rPr>
-          <w:b w:val="0"/>
-          <w:i w:val="0"/>
-          <w:sz w:val="22"/>
-        </w:rPr>
-        <w:t>(d) Rh incompatibility</w:t>
+        <w:t xml:space="preserve">Answer: b</w:t>
       </w:r>
     </w:p>
     <w:p>
-      <w:pPr>
-        <w:spacing w:after="0" w:before="40"/>
-      </w:pPr>
       <w:r>
-        <w:rPr>
-          <w:b/>
-          <w:i w:val="0"/>
-          <w:sz w:val="22"/>
-        </w:rPr>
-        <w:t>Answer: a</w:t>
+        <w:t xml:space="preserve">Solution: Under Plan A, feeding continues during diarrhea — nutrients aid recovery — while ORS replaces fluid losses.</w:t>
       </w:r>
     </w:p>
     <w:p>
-      <w:pPr>
-        <w:spacing w:after="0" w:before="0"/>
-      </w:pPr>
       <w:r>
-        <w:rPr>
-          <w:b w:val="0"/>
-          <w:i w:val="0"/>
-          <w:sz w:val="21"/>
-        </w:rPr>
-        <w:t>Solution: Nuchal translucency, an ultrasound measurement of the fluid at the back of the fetal neck at 11-13 weeks, is used with maternal serum markers to screen for Down syndrome (trisomy 21) and other chromosomal abnormalities. It is not a sickle cell (b) or Rh (d) test.</w:t>
+        <w:t xml:space="preserve">Positive Marks: 1</w:t>
       </w:r>
     </w:p>
     <w:p>
-      <w:pPr>
-        <w:spacing w:after="0" w:before="0"/>
-      </w:pPr>
       <w:r>
-        <w:rPr>
-          <w:b w:val="0"/>
-          <w:i w:val="0"/>
-          <w:sz w:val="20"/>
-        </w:rPr>
-        <w:t>Positive Marks: 1</w:t>
+        <w:t xml:space="preserve">Negative Marks: 0.25</w:t>
       </w:r>
     </w:p>
     <w:p>
-      <w:pPr>
-        <w:spacing w:after="160" w:before="0"/>
-      </w:pPr>
       <w:r>
-        <w:rPr>
-          <w:b w:val="0"/>
-          <w:i w:val="0"/>
-          <w:sz w:val="20"/>
-        </w:rPr>
-        <w:t>Negative Marks: 0.25</w:t>
+        <w:t xml:space="preserve"/>
       </w:r>
     </w:p>
     <w:p>
-      <w:pPr>
-        <w:spacing w:after="40" w:before="120"/>
-      </w:pPr>
       <w:r>
-        <w:rPr>
-          <w:b w:val="0"/>
-          <w:i w:val="0"/>
-          <w:sz w:val="22"/>
-        </w:rPr>
-        <w:t>Question: A contraction stress test is interpreted as negative when:</w:t>
+        <w:t xml:space="preserve">Question: Autoclaving sterilizes instruments by using:</w:t>
       </w:r>
     </w:p>
     <w:p>
-      <w:pPr>
-        <w:spacing w:after="0" w:before="0"/>
-      </w:pPr>
       <w:r>
-        <w:rPr>
-          <w:b w:val="0"/>
-          <w:i w:val="0"/>
-          <w:sz w:val="22"/>
-        </w:rPr>
-        <w:t>(a) No late decelerations occur with three contractions in 10 minutes</w:t>
+        <w:t xml:space="preserve">(a) Dry heat only</w:t>
       </w:r>
     </w:p>
     <w:p>
-      <w:pPr>
-        <w:spacing w:after="0" w:before="0"/>
-      </w:pPr>
       <w:r>
-        <w:rPr>
-          <w:b w:val="0"/>
-          <w:i w:val="0"/>
-          <w:sz w:val="22"/>
-        </w:rPr>
-        <w:t>(b) Late decelerations occur with more than half of contractions</w:t>
+        <w:t xml:space="preserve">(b) Ultraviolet rays</w:t>
       </w:r>
     </w:p>
     <w:p>
-      <w:pPr>
-        <w:spacing w:after="0" w:before="0"/>
-      </w:pPr>
       <w:r>
-        <w:rPr>
-          <w:b w:val="0"/>
-          <w:i w:val="0"/>
-          <w:sz w:val="22"/>
-        </w:rPr>
-        <w:t>(c) Fewer than three contractions occur in 10 minutes</w:t>
+        <w:t xml:space="preserve">(c) Steam under pressure (moist heat)</w:t>
       </w:r>
     </w:p>
     <w:p>
-      <w:pPr>
-        <w:spacing w:after="0" w:before="0"/>
-      </w:pPr>
       <w:r>
-        <w:rPr>
-          <w:b w:val="0"/>
-          <w:i w:val="0"/>
-          <w:sz w:val="22"/>
-        </w:rPr>
-        <w:t>(d) Accelerations are absent</w:t>
+        <w:t xml:space="preserve">(d) Cold</w:t>
       </w:r>
     </w:p>
     <w:p>
-      <w:pPr>
-        <w:spacing w:after="0" w:before="40"/>
-      </w:pPr>
       <w:r>
-        <w:rPr>
-          <w:b/>
-          <w:i w:val="0"/>
-          <w:sz w:val="22"/>
-        </w:rPr>
-        <w:t>Answer: a</w:t>
+        <w:t xml:space="preserve">Answer: c</w:t>
       </w:r>
     </w:p>
     <w:p>
-      <w:pPr>
-        <w:spacing w:after="0" w:before="0"/>
-      </w:pPr>
       <w:r>
-        <w:rPr>
-          <w:b w:val="0"/>
-          <w:i w:val="0"/>
-          <w:sz w:val="21"/>
-        </w:rPr>
-        <w:t>Solution: A negative CST—reassuring—shows no late decelerations with three adequate contractions in a 10-minute window. Late decelerations (b) indicate uteroplacental insufficiency, and fewer than three contractions (c) makes the test inadequate.</w:t>
+        <w:t xml:space="preserve">Solution: Autoclaves use steam at 121 degrees C under pressure, the most reliable method of sterilization for heat-stable instruments.</w:t>
       </w:r>
     </w:p>
     <w:p>
-      <w:pPr>
-        <w:spacing w:after="0" w:before="0"/>
-      </w:pPr>
       <w:r>
-        <w:rPr>
-          <w:b w:val="0"/>
-          <w:i w:val="0"/>
-          <w:sz w:val="20"/>
-        </w:rPr>
-        <w:t>Positive Marks: 1</w:t>
+        <w:t xml:space="preserve">Positive Marks: 1</w:t>
       </w:r>
     </w:p>
     <w:p>
-      <w:pPr>
-        <w:spacing w:after="160" w:before="0"/>
-      </w:pPr>
       <w:r>
-        <w:rPr>
-          <w:b w:val="0"/>
-          <w:i w:val="0"/>
-          <w:sz w:val="20"/>
-        </w:rPr>
-        <w:t>Negative Marks: 0.25</w:t>
+        <w:t xml:space="preserve">Negative Marks: 0.25</w:t>
       </w:r>
     </w:p>
     <w:p>
-      <w:pPr>
-        <w:spacing w:after="40" w:before="120"/>
-      </w:pPr>
       <w:r>
-        <w:rPr>
-          <w:b w:val="0"/>
-          <w:i w:val="0"/>
-          <w:sz w:val="22"/>
-        </w:rPr>
-        <w:t>Question: During a vaginal delivery, the perineum tears through the skin and vaginal mucosa but not the muscles. This is a:</w:t>
+        <w:t xml:space="preserve">Question: The nurse assesses an arteriovenous fistula for patency by:</w:t>
       </w:r>
     </w:p>
     <w:p>
-      <w:pPr>
-        <w:spacing w:after="0" w:before="0"/>
-      </w:pPr>
       <w:r>
-        <w:rPr>
-          <w:b w:val="0"/>
-          <w:i w:val="0"/>
-          <w:sz w:val="22"/>
-        </w:rPr>
-        <w:t>(a) First-degree perineal laceration</w:t>
+        <w:t xml:space="preserve">(a) Palpating for a thrill and auscultating for a bruit</w:t>
       </w:r>
     </w:p>
     <w:p>
-      <w:pPr>
-        <w:spacing w:after="0" w:before="0"/>
-      </w:pPr>
       <w:r>
-        <w:rPr>
-          <w:b w:val="0"/>
-          <w:i w:val="0"/>
-          <w:sz w:val="22"/>
-        </w:rPr>
-        <w:t>(b) Second-degree laceration</w:t>
+        <w:t xml:space="preserve">(b) Checking capillary refill in the toes</w:t>
       </w:r>
     </w:p>
     <w:p>
-      <w:pPr>
-        <w:spacing w:after="0" w:before="0"/>
-      </w:pPr>
       <w:r>
-        <w:rPr>
-          <w:b w:val="0"/>
-          <w:i w:val="0"/>
-          <w:sz w:val="22"/>
-        </w:rPr>
-        <w:t>(c) Third-degree laceration</w:t>
+        <w:t xml:space="preserve">(c) Measuring urine output</w:t>
       </w:r>
     </w:p>
     <w:p>
-      <w:pPr>
-        <w:spacing w:after="0" w:before="0"/>
-      </w:pPr>
       <w:r>
-        <w:rPr>
-          <w:b w:val="0"/>
-          <w:i w:val="0"/>
-          <w:sz w:val="22"/>
-        </w:rPr>
-        <w:t>(d) Fourth-degree laceration</w:t>
+        <w:t xml:space="preserve">(d) Listening to the lung bases</w:t>
       </w:r>
     </w:p>
     <w:p>
-      <w:pPr>
-        <w:spacing w:after="0" w:before="40"/>
-      </w:pPr>
       <w:r>
-        <w:rPr>
-          <w:b/>
-          <w:i w:val="0"/>
-          <w:sz w:val="22"/>
-        </w:rPr>
-        <w:t>Answer: a</w:t>
+        <w:t xml:space="preserve">Answer: a</w:t>
       </w:r>
     </w:p>
     <w:p>
-      <w:pPr>
-        <w:spacing w:after="0" w:before="0"/>
-      </w:pPr>
       <w:r>
-        <w:rPr>
-          <w:b w:val="0"/>
-          <w:i w:val="0"/>
-          <w:sz w:val="21"/>
-        </w:rPr>
-        <w:t>Solution: A first-degree laceration involves only the skin and vaginal mucosa. Second-degree (b) also involves the perineal muscles, third-degree (c) the anal sphincter, and fourth-degree (d) extends through the rectal mucosa.</w:t>
+        <w:t xml:space="preserve">Solution: A palpable thrill and audible bruit confirm blood flow through the fistula; their absence may signal clotting.</w:t>
       </w:r>
     </w:p>
     <w:p>
-      <w:pPr>
-        <w:spacing w:after="0" w:before="0"/>
-      </w:pPr>
       <w:r>
-        <w:rPr>
-          <w:b w:val="0"/>
-          <w:i w:val="0"/>
-          <w:sz w:val="20"/>
-        </w:rPr>
-        <w:t>Positive Marks: 1</w:t>
+        <w:t xml:space="preserve">Positive Marks: 1</w:t>
       </w:r>
     </w:p>
     <w:p>
-      <w:pPr>
-        <w:spacing w:after="160" w:before="0"/>
-      </w:pPr>
       <w:r>
-        <w:rPr>
-          <w:b w:val="0"/>
-          <w:i w:val="0"/>
-          <w:sz w:val="20"/>
-        </w:rPr>
-        <w:t>Negative Marks: 0.25</w:t>
+        <w:t xml:space="preserve">Negative Marks: 0.25</w:t>
       </w:r>
     </w:p>
     <w:p>
-      <w:pPr>
-        <w:spacing w:after="40" w:before="120"/>
-      </w:pPr>
       <w:r>
-        <w:rPr>
-          <w:b w:val="0"/>
-          <w:i w:val="0"/>
-          <w:sz w:val="22"/>
-        </w:rPr>
-        <w:t>Question: A client develops intense anxiety, flashbacks, and difficulty sleeping within a month of a traumatic event. Which disorder is most consistent?</w:t>
+        <w:t xml:space="preserve"/>
       </w:r>
     </w:p>
     <w:p>
-      <w:pPr>
-        <w:spacing w:after="0" w:before="0"/>
-      </w:pPr>
       <w:r>
-        <w:rPr>
-          <w:b w:val="0"/>
-          <w:i w:val="0"/>
-          <w:sz w:val="22"/>
-        </w:rPr>
-        <w:t>(a) Acute stress disorder</w:t>
+        <w:t xml:space="preserve">Question: Logrolling a client with a spinal injury is done to:</w:t>
       </w:r>
     </w:p>
     <w:p>
-      <w:pPr>
-        <w:spacing w:after="0" w:before="0"/>
-      </w:pPr>
       <w:r>
-        <w:rPr>
-          <w:b w:val="0"/>
-          <w:i w:val="0"/>
-          <w:sz w:val="22"/>
-        </w:rPr>
-        <w:t>(b) Post-traumatic stress disorder</w:t>
+        <w:t xml:space="preserve">(a) Speed up the turning process</w:t>
       </w:r>
     </w:p>
     <w:p>
-      <w:pPr>
-        <w:spacing w:after="0" w:before="0"/>
-      </w:pPr>
       <w:r>
-        <w:rPr>
-          <w:b w:val="0"/>
-          <w:i w:val="0"/>
-          <w:sz w:val="22"/>
-        </w:rPr>
-        <w:t>(c) Panic disorder</w:t>
+        <w:t xml:space="preserve">(b) Restrain the client</w:t>
       </w:r>
     </w:p>
     <w:p>
-      <w:pPr>
-        <w:spacing w:after="0" w:before="0"/>
-      </w:pPr>
       <w:r>
-        <w:rPr>
-          <w:b w:val="0"/>
-          <w:i w:val="0"/>
-          <w:sz w:val="22"/>
-        </w:rPr>
-        <w:t>(d) Generalized anxiety disorder</w:t>
+        <w:t xml:space="preserve">(c) Exercise the spine</w:t>
       </w:r>
     </w:p>
     <w:p>
-      <w:pPr>
-        <w:spacing w:after="0" w:before="40"/>
-      </w:pPr>
       <w:r>
-        <w:rPr>
-          <w:b/>
-          <w:i w:val="0"/>
-          <w:sz w:val="22"/>
-        </w:rPr>
-        <w:t>Answer: a</w:t>
+        <w:t xml:space="preserve">(d) Keep the spine in alignment during turns</w:t>
       </w:r>
     </w:p>
     <w:p>
-      <w:pPr>
-        <w:spacing w:after="0" w:before="0"/>
-      </w:pPr>
       <w:r>
-        <w:rPr>
-          <w:b w:val="0"/>
-          <w:i w:val="0"/>
-          <w:sz w:val="21"/>
-        </w:rPr>
-        <w:t>Solution: Acute stress disorder occurs within 1 month of a traumatic event with intrusive symptoms, avoidance, and hyperarousal; PTSD is diagnosed when symptoms persist beyond 1 month. The other disorders lack the direct trauma link.</w:t>
+        <w:t xml:space="preserve">Answer: d</w:t>
       </w:r>
     </w:p>
     <w:p>
-      <w:pPr>
-        <w:spacing w:after="0" w:before="0"/>
-      </w:pPr>
       <w:r>
-        <w:rPr>
-          <w:b w:val="0"/>
-          <w:i w:val="0"/>
-          <w:sz w:val="20"/>
-        </w:rPr>
-        <w:t>Positive Marks: 1</w:t>
+        <w:t xml:space="preserve">Solution: Logrolling turns the head, trunk, and limbs as one unit, preventing spinal movement that could worsen injury.</w:t>
       </w:r>
     </w:p>
     <w:p>
-      <w:pPr>
-        <w:spacing w:after="160" w:before="0"/>
-      </w:pPr>
       <w:r>
-        <w:rPr>
-          <w:b w:val="0"/>
-          <w:i w:val="0"/>
-          <w:sz w:val="20"/>
-        </w:rPr>
-        <w:t>Negative Marks: 0.25</w:t>
+        <w:t xml:space="preserve">Positive Marks: 1</w:t>
       </w:r>
     </w:p>
     <w:p>
-      <w:pPr>
-        <w:spacing w:after="40" w:before="120"/>
-      </w:pPr>
       <w:r>
-        <w:rPr>
-          <w:b w:val="0"/>
-          <w:i w:val="0"/>
-          <w:sz w:val="22"/>
-        </w:rPr>
-        <w:t>Question: A client has multiple physical complaints such as pain and fatigue with no medical explanation, and is preoccupied with the symptoms for years. Which disorder is most consistent?</w:t>
+        <w:t xml:space="preserve">Negative Marks: 0.25</w:t>
       </w:r>
     </w:p>
     <w:p>
-      <w:pPr>
-        <w:spacing w:after="0" w:before="0"/>
-      </w:pPr>
       <w:r>
-        <w:rPr>
-          <w:b w:val="0"/>
-          <w:i w:val="0"/>
-          <w:sz w:val="22"/>
-        </w:rPr>
-        <w:t>(a) Somatic symptom disorder</w:t>
+        <w:t xml:space="preserve"/>
       </w:r>
     </w:p>
     <w:p>
-      <w:pPr>
-        <w:spacing w:after="0" w:before="0"/>
-      </w:pPr>
       <w:r>
-        <w:rPr>
-          <w:b w:val="0"/>
-          <w:i w:val="0"/>
-          <w:sz w:val="22"/>
-        </w:rPr>
-        <w:t>(b) Conversion disorder</w:t>
+        <w:t xml:space="preserve">Question: Breast engorgement in a nursing mother is best relieved by:</w:t>
       </w:r>
     </w:p>
     <w:p>
-      <w:pPr>
-        <w:spacing w:after="0" w:before="0"/>
-      </w:pPr>
       <w:r>
-        <w:rPr>
-          <w:b w:val="0"/>
-          <w:i w:val="0"/>
-          <w:sz w:val="22"/>
-        </w:rPr>
-        <w:t>(c) Illness anxiety disorder</w:t>
+        <w:t xml:space="preserve">(a) Stopping breastfeeding</w:t>
       </w:r>
     </w:p>
     <w:p>
-      <w:pPr>
-        <w:spacing w:after="0" w:before="0"/>
-      </w:pPr>
       <w:r>
-        <w:rPr>
-          <w:b w:val="0"/>
-          <w:i w:val="0"/>
-          <w:sz w:val="22"/>
-        </w:rPr>
-        <w:t>(d) Malingering</w:t>
+        <w:t xml:space="preserve">(b) Frequent feeding and warm compresses before feeding</w:t>
       </w:r>
     </w:p>
     <w:p>
-      <w:pPr>
-        <w:spacing w:after="0" w:before="40"/>
-      </w:pPr>
       <w:r>
-        <w:rPr>
-          <w:b/>
-          <w:i w:val="0"/>
-          <w:sz w:val="22"/>
-        </w:rPr>
-        <w:t>Answer: a</w:t>
+        <w:t xml:space="preserve">(c) Tight binding of the breasts</w:t>
       </w:r>
     </w:p>
     <w:p>
-      <w:pPr>
-        <w:spacing w:after="0" w:before="0"/>
-      </w:pPr>
       <w:r>
-        <w:rPr>
-          <w:b w:val="0"/>
-          <w:i w:val="0"/>
-          <w:sz w:val="21"/>
-        </w:rPr>
-        <w:t>Solution: Somatic symptom disorder involves distressing physical symptoms with excessive thoughts, feelings, or behaviours about them. Conversion (b) has neurological symptoms, illness anxiety (c) is fear of disease without prominent symptoms, and malingering (d) is intentional.</w:t>
+        <w:t xml:space="preserve">(d) Restricting fluids</w:t>
       </w:r>
     </w:p>
     <w:p>
-      <w:pPr>
-        <w:spacing w:after="0" w:before="0"/>
-      </w:pPr>
       <w:r>
-        <w:rPr>
-          <w:b w:val="0"/>
-          <w:i w:val="0"/>
-          <w:sz w:val="20"/>
-        </w:rPr>
-        <w:t>Positive Marks: 1</w:t>
+        <w:t xml:space="preserve">Answer: b</w:t>
       </w:r>
     </w:p>
     <w:p>
-      <w:pPr>
-        <w:spacing w:after="160" w:before="0"/>
-      </w:pPr>
       <w:r>
-        <w:rPr>
-          <w:b w:val="0"/>
-          <w:i w:val="0"/>
-          <w:sz w:val="20"/>
-        </w:rPr>
-        <w:t>Negative Marks: 0.25</w:t>
+        <w:t xml:space="preserve">Solution: Frequent emptying and warm compresses before feeds relieve engorgement; stopping feeds and tight binding worsen it.</w:t>
       </w:r>
     </w:p>
     <w:p>
-      <w:pPr>
-        <w:spacing w:after="40" w:before="120"/>
-      </w:pPr>
       <w:r>
-        <w:rPr>
-          <w:b w:val="0"/>
-          <w:i w:val="0"/>
-          <w:sz w:val="22"/>
-        </w:rPr>
-        <w:t>Question: Which is included in a routine well-child visit?</w:t>
+        <w:t xml:space="preserve">Positive Marks: 1</w:t>
       </w:r>
     </w:p>
     <w:p>
-      <w:pPr>
-        <w:spacing w:after="0" w:before="0"/>
-      </w:pPr>
       <w:r>
-        <w:rPr>
-          <w:b w:val="0"/>
-          <w:i w:val="0"/>
-          <w:sz w:val="22"/>
-        </w:rPr>
-        <w:t>(a) Growth measurement, developmental screening, and immunizations</w:t>
+        <w:t xml:space="preserve">Negative Marks: 0.25</w:t>
       </w:r>
     </w:p>
     <w:p>
-      <w:pPr>
-        <w:spacing w:after="0" w:before="0"/>
-      </w:pPr>
       <w:r>
-        <w:rPr>
-          <w:b w:val="0"/>
-          <w:i w:val="0"/>
-          <w:sz w:val="22"/>
-        </w:rPr>
-        <w:t>(b) A full blood count at every visit</w:t>
+        <w:t xml:space="preserve"/>
       </w:r>
     </w:p>
     <w:p>
-      <w:pPr>
-        <w:spacing w:after="0" w:before="0"/>
-      </w:pPr>
       <w:r>
-        <w:rPr>
-          <w:b w:val="0"/>
-          <w:i w:val="0"/>
-          <w:sz w:val="22"/>
-        </w:rPr>
-        <w:t>(c) A chest X-ray at age 2</w:t>
+        <w:t xml:space="preserve">Question: The priority in resuscitating a child who nearly drowned is:</w:t>
       </w:r>
     </w:p>
     <w:p>
-      <w:pPr>
-        <w:spacing w:after="0" w:before="0"/>
-      </w:pPr>
       <w:r>
-        <w:rPr>
-          <w:b w:val="0"/>
-          <w:i w:val="0"/>
-          <w:sz w:val="22"/>
-        </w:rPr>
-        <w:t>(d) A dental extraction at age 5</w:t>
+        <w:t xml:space="preserve">(a) Checking the pulse first for 2 minutes</w:t>
       </w:r>
     </w:p>
     <w:p>
-      <w:pPr>
-        <w:spacing w:after="0" w:before="40"/>
-      </w:pPr>
       <w:r>
-        <w:rPr>
-          <w:b/>
-          <w:i w:val="0"/>
-          <w:sz w:val="22"/>
-        </w:rPr>
-        <w:t>Answer: a</w:t>
+        <w:t xml:space="preserve">(b) Waiting for an ambulance without acting</w:t>
       </w:r>
     </w:p>
     <w:p>
-      <w:pPr>
-        <w:spacing w:after="0" w:before="0"/>
-      </w:pPr>
       <w:r>
-        <w:rPr>
-          <w:b w:val="0"/>
-          <w:i w:val="0"/>
-          <w:sz w:val="21"/>
-        </w:rPr>
-        <w:t>Solution: Well-child visits include measuring growth (weight, height, head circumference), developmental screening, physical examination, anticipatory guidance, and scheduled immunizations. The other options are not routine parts of well-child care.</w:t>
+        <w:t xml:space="preserve">(c) Giving rescue breaths immediately (airway first)</w:t>
       </w:r>
     </w:p>
     <w:p>
-      <w:pPr>
-        <w:spacing w:after="0" w:before="0"/>
-      </w:pPr>
       <w:r>
-        <w:rPr>
-          <w:b w:val="0"/>
-          <w:i w:val="0"/>
-          <w:sz w:val="20"/>
-        </w:rPr>
-        <w:t>Positive Marks: 1</w:t>
+        <w:t xml:space="preserve">(d) Giving food and water</w:t>
       </w:r>
     </w:p>
     <w:p>
-      <w:pPr>
-        <w:spacing w:after="160" w:before="0"/>
-      </w:pPr>
       <w:r>
-        <w:rPr>
-          <w:b w:val="0"/>
-          <w:i w:val="0"/>
-          <w:sz w:val="20"/>
-        </w:rPr>
-        <w:t>Negative Marks: 0.25</w:t>
+        <w:t xml:space="preserve">Answer: c</w:t>
       </w:r>
     </w:p>
     <w:p>
-      <w:pPr>
-        <w:spacing w:after="40" w:before="120"/>
-      </w:pPr>
       <w:r>
-        <w:rPr>
-          <w:b w:val="0"/>
-          <w:i w:val="0"/>
-          <w:sz w:val="22"/>
-        </w:rPr>
-        <w:t>Question: When should solid foods be introduced to an infant?</w:t>
+        <w:t xml:space="preserve">Solution: In drowning, hypoxia is the primary problem, so rescue breaths are started immediately along with chest compressions.</w:t>
       </w:r>
     </w:p>
     <w:p>
-      <w:pPr>
-        <w:spacing w:after="0" w:before="0"/>
-      </w:pPr>
       <w:r>
-        <w:rPr>
-          <w:b w:val="0"/>
-          <w:i w:val="0"/>
-          <w:sz w:val="22"/>
-        </w:rPr>
-        <w:t>(a) At about 6 months of age</w:t>
+        <w:t xml:space="preserve">Positive Marks: 1</w:t>
       </w:r>
     </w:p>
     <w:p>
-      <w:pPr>
-        <w:spacing w:after="0" w:before="0"/>
-      </w:pPr>
       <w:r>
-        <w:rPr>
-          <w:b w:val="0"/>
-          <w:i w:val="0"/>
-          <w:sz w:val="22"/>
-        </w:rPr>
-        <w:t>(b) At birth</w:t>
+        <w:t xml:space="preserve">Negative Marks: 0.25</w:t>
       </w:r>
     </w:p>
     <w:p>
-      <w:pPr>
-        <w:spacing w:after="0" w:before="0"/>
-      </w:pPr>
       <w:r>
-        <w:rPr>
-          <w:b w:val="0"/>
-          <w:i w:val="0"/>
-          <w:sz w:val="22"/>
-        </w:rPr>
-        <w:t>(c) At 3 weeks</w:t>
+        <w:t xml:space="preserve"/>
       </w:r>
     </w:p>
     <w:p>
-      <w:pPr>
-        <w:spacing w:after="0" w:before="0"/>
-      </w:pPr>
       <w:r>
-        <w:rPr>
-          <w:b w:val="0"/>
-          <w:i w:val="0"/>
-          <w:sz w:val="22"/>
-        </w:rPr>
-        <w:t>(d) As soon as teeth appear</w:t>
+        <w:t xml:space="preserve">Question: When a paranoid client accuses the nurse of poisoning the food, the nurse should:</w:t>
       </w:r>
     </w:p>
     <w:p>
-      <w:pPr>
-        <w:spacing w:after="0" w:before="40"/>
-      </w:pPr>
       <w:r>
-        <w:rPr>
-          <w:b/>
-          <w:i w:val="0"/>
-          <w:sz w:val="22"/>
-        </w:rPr>
-        <w:t>Answer: a</w:t>
+        <w:t xml:space="preserve">(a) Acknowledge the fear without agreeing and offer alternatives</w:t>
       </w:r>
     </w:p>
     <w:p>
-      <w:pPr>
-        <w:spacing w:after="0" w:before="0"/>
-      </w:pPr>
       <w:r>
-        <w:rPr>
-          <w:b w:val="0"/>
-          <w:i w:val="0"/>
-          <w:sz w:val="21"/>
-        </w:rPr>
-        <w:t>Solution: The WHO and Indian guidelines recommend exclusive breastfeeding for the first 6 months, with complementary (solid) foods introduced at about 6 months while breastfeeding continues. Earlier introduction (b, c) risks choking and allergy.</w:t>
+        <w:t xml:space="preserve">(b) Argue that the accusation is false</w:t>
       </w:r>
     </w:p>
     <w:p>
-      <w:pPr>
-        <w:spacing w:after="0" w:before="0"/>
-      </w:pPr>
       <w:r>
-        <w:rPr>
-          <w:b w:val="0"/>
-          <w:i w:val="0"/>
-          <w:sz w:val="20"/>
-        </w:rPr>
-        <w:t>Positive Marks: 1</w:t>
+        <w:t xml:space="preserve">(c) Force the client to eat</w:t>
       </w:r>
     </w:p>
     <w:p>
-      <w:pPr>
-        <w:spacing w:after="160" w:before="0"/>
-      </w:pPr>
       <w:r>
-        <w:rPr>
-          <w:b w:val="0"/>
-          <w:i w:val="0"/>
-          <w:sz w:val="20"/>
-        </w:rPr>
-        <w:t>Negative Marks: 0.25</w:t>
+        <w:t xml:space="preserve">(d) Laugh at the client</w:t>
       </w:r>
     </w:p>
     <w:p>
-      <w:pPr>
-        <w:spacing w:after="40" w:before="120"/>
-      </w:pPr>
       <w:r>
-        <w:rPr>
-          <w:b w:val="0"/>
-          <w:i w:val="0"/>
-          <w:sz w:val="22"/>
-        </w:rPr>
-        <w:t>Question: Which Sustainable Development Goal (SDG) specifically targets good health and well-being?</w:t>
+        <w:t xml:space="preserve">Answer: a</w:t>
       </w:r>
     </w:p>
     <w:p>
-      <w:pPr>
-        <w:spacing w:after="0" w:before="0"/>
-      </w:pPr>
       <w:r>
-        <w:rPr>
-          <w:b w:val="0"/>
-          <w:i w:val="0"/>
-          <w:sz w:val="22"/>
-        </w:rPr>
-        <w:t>(a) SDG 3</w:t>
+        <w:t xml:space="preserve">Solution: Validating the fear without confirming the delusion maintains trust; arguing or forcing food increases suspiciousness.</w:t>
       </w:r>
     </w:p>
     <w:p>
-      <w:pPr>
-        <w:spacing w:after="0" w:before="0"/>
-      </w:pPr>
       <w:r>
-        <w:rPr>
-          <w:b w:val="0"/>
-          <w:i w:val="0"/>
-          <w:sz w:val="22"/>
-        </w:rPr>
-        <w:t>(b) SDG 1</w:t>
+        <w:t xml:space="preserve">Positive Marks: 1</w:t>
       </w:r>
     </w:p>
     <w:p>
-      <w:pPr>
-        <w:spacing w:after="0" w:before="0"/>
-      </w:pPr>
       <w:r>
-        <w:rPr>
-          <w:b w:val="0"/>
-          <w:i w:val="0"/>
-          <w:sz w:val="22"/>
-        </w:rPr>
-        <w:t>(c) SDG 5</w:t>
+        <w:t xml:space="preserve">Negative Marks: 0.25</w:t>
       </w:r>
     </w:p>
     <w:p>
-      <w:pPr>
-        <w:spacing w:after="0" w:before="0"/>
-      </w:pPr>
       <w:r>
-        <w:rPr>
-          <w:b w:val="0"/>
-          <w:i w:val="0"/>
-          <w:sz w:val="22"/>
-        </w:rPr>
-        <w:t>(d) SDG 7</w:t>
+        <w:t xml:space="preserve"/>
       </w:r>
     </w:p>
     <w:p>
-      <w:pPr>
-        <w:spacing w:after="0" w:before="40"/>
-      </w:pPr>
       <w:r>
-        <w:rPr>
-          <w:b/>
-          <w:i w:val="0"/>
-          <w:sz w:val="22"/>
-        </w:rPr>
-        <w:t>Answer: a</w:t>
+        <w:t xml:space="preserve">Question: Leprosy is caused by:</w:t>
       </w:r>
     </w:p>
     <w:p>
-      <w:pPr>
-        <w:spacing w:after="0" w:before="0"/>
-      </w:pPr>
       <w:r>
-        <w:rPr>
-          <w:b w:val="0"/>
-          <w:i w:val="0"/>
-          <w:sz w:val="21"/>
-        </w:rPr>
-        <w:t>Solution: SDG 3 is 'Ensure healthy lives and promote well-being for all at all ages'. SDG 1 (b) is no poverty, SDG 5 (c) gender equality, and SDG 7 (d) affordable clean energy.</w:t>
+        <w:t xml:space="preserve">(a) A virus</w:t>
       </w:r>
     </w:p>
     <w:p>
-      <w:pPr>
-        <w:spacing w:after="0" w:before="0"/>
-      </w:pPr>
       <w:r>
-        <w:rPr>
-          <w:b w:val="0"/>
-          <w:i w:val="0"/>
-          <w:sz w:val="20"/>
-        </w:rPr>
-        <w:t>Positive Marks: 1</w:t>
+        <w:t xml:space="preserve">(b) A fungus</w:t>
       </w:r>
     </w:p>
     <w:p>
-      <w:pPr>
-        <w:spacing w:after="160" w:before="0"/>
-      </w:pPr>
       <w:r>
-        <w:rPr>
-          <w:b w:val="0"/>
-          <w:i w:val="0"/>
-          <w:sz w:val="20"/>
-        </w:rPr>
-        <w:t>Negative Marks: 0.25</w:t>
+        <w:t xml:space="preserve">(c) A protozoan</w:t>
       </w:r>
     </w:p>
     <w:p>
-      <w:pPr>
-        <w:spacing w:after="40" w:before="120"/>
-      </w:pPr>
       <w:r>
-        <w:rPr>
-          <w:b w:val="0"/>
-          <w:i w:val="0"/>
-          <w:sz w:val="22"/>
-        </w:rPr>
-        <w:t>Question: Janani Suraksha Yojana (JSY) is a Government of India scheme that provides:</w:t>
+        <w:t xml:space="preserve">(d) Mycobacterium leprae</w:t>
       </w:r>
     </w:p>
     <w:p>
-      <w:pPr>
-        <w:spacing w:after="0" w:before="0"/>
-      </w:pPr>
       <w:r>
-        <w:rPr>
-          <w:b w:val="0"/>
-          <w:i w:val="0"/>
-          <w:sz w:val="22"/>
-        </w:rPr>
-        <w:t>(a) Cash assistance to pregnant women for institutional delivery</w:t>
+        <w:t xml:space="preserve">Answer: d</w:t>
       </w:r>
     </w:p>
     <w:p>
-      <w:pPr>
-        <w:spacing w:after="0" w:before="0"/>
-      </w:pPr>
       <w:r>
-        <w:rPr>
-          <w:b w:val="0"/>
-          <w:i w:val="0"/>
-          <w:sz w:val="22"/>
-        </w:rPr>
-        <w:t>(b) Free medicines for tuberculosis</w:t>
+        <w:t xml:space="preserve">Solution: Mycobacterium leprae causes leprosy; it is curable with multi-drug therapy, which also interrupts transmission.</w:t>
       </w:r>
     </w:p>
     <w:p>
-      <w:pPr>
-        <w:spacing w:after="0" w:before="0"/>
-      </w:pPr>
       <w:r>
-        <w:rPr>
-          <w:b w:val="0"/>
-          <w:i w:val="0"/>
-          <w:sz w:val="22"/>
-        </w:rPr>
-        <w:t>(c) Pensions for the elderly</w:t>
+        <w:t xml:space="preserve">Positive Marks: 1</w:t>
       </w:r>
     </w:p>
     <w:p>
-      <w:pPr>
-        <w:spacing w:after="0" w:before="0"/>
-      </w:pPr>
       <w:r>
-        <w:rPr>
-          <w:b w:val="0"/>
-          <w:i w:val="0"/>
-          <w:sz w:val="22"/>
-        </w:rPr>
-        <w:t>(d) Scholarships for nursing students</w:t>
+        <w:t xml:space="preserve">Negative Marks: 0.25</w:t>
       </w:r>
     </w:p>
     <w:p>
-      <w:pPr>
-        <w:spacing w:after="0" w:before="40"/>
-      </w:pPr>
       <w:r>
-        <w:rPr>
-          <w:b/>
-          <w:i w:val="0"/>
-          <w:sz w:val="22"/>
-        </w:rPr>
-        <w:t>Answer: a</w:t>
+        <w:t xml:space="preserve"/>
       </w:r>
     </w:p>
     <w:p>
-      <w:pPr>
-        <w:spacing w:after="0" w:before="0"/>
-      </w:pPr>
       <w:r>
-        <w:rPr>
-          <w:b w:val="0"/>
-          <w:i w:val="0"/>
-          <w:sz w:val="21"/>
-        </w:rPr>
-        <w:t>Solution: JSY provides cash incentives to pregnant women, especially from low-income groups, to encourage institutional delivery and reduce maternal and infant mortality. The other options describe different schemes.</w:t>
+        <w:t xml:space="preserve">Question: Zinc supplementation is given along with ORS in childhood diarrhea to:</w:t>
       </w:r>
     </w:p>
     <w:p>
-      <w:pPr>
-        <w:spacing w:after="0" w:before="0"/>
-      </w:pPr>
       <w:r>
-        <w:rPr>
-          <w:b w:val="0"/>
-          <w:i w:val="0"/>
-          <w:sz w:val="20"/>
-        </w:rPr>
-        <w:t>Positive Marks: 1</w:t>
+        <w:t xml:space="preserve">(a) Increase appetite only</w:t>
       </w:r>
     </w:p>
     <w:p>
-      <w:pPr>
-        <w:spacing w:after="160" w:before="0"/>
-      </w:pPr>
       <w:r>
-        <w:rPr>
-          <w:b w:val="0"/>
-          <w:i w:val="0"/>
-          <w:sz w:val="20"/>
-        </w:rPr>
-        <w:t>Negative Marks: 0.25</w:t>
+        <w:t xml:space="preserve">(b) Reduce the duration and severity of the episode</w:t>
       </w:r>
     </w:p>
     <w:p>
-      <w:pPr>
-        <w:spacing w:after="40" w:before="120"/>
-      </w:pPr>
       <w:r>
-        <w:rPr>
-          <w:b w:val="0"/>
-          <w:i w:val="0"/>
-          <w:sz w:val="22"/>
-        </w:rPr>
-        <w:t>Question: In nursing staffing, the ratio method of determining staff needs uses:</w:t>
+        <w:t xml:space="preserve">(c) Stop vomiting</w:t>
       </w:r>
     </w:p>
     <w:p>
-      <w:pPr>
-        <w:spacing w:after="0" w:before="0"/>
-      </w:pPr>
       <w:r>
-        <w:rPr>
-          <w:b w:val="0"/>
-          <w:i w:val="0"/>
-          <w:sz w:val="22"/>
-        </w:rPr>
-        <w:t>(a) The number of clients per nurse for a unit</w:t>
+        <w:t xml:space="preserve">(d) Prevent malaria</w:t>
       </w:r>
     </w:p>
     <w:p>
-      <w:pPr>
-        <w:spacing w:after="0" w:before="0"/>
-      </w:pPr>
       <w:r>
-        <w:rPr>
-          <w:b w:val="0"/>
-          <w:i w:val="0"/>
-          <w:sz w:val="22"/>
-        </w:rPr>
-        <w:t>(b) The total hospital budget</w:t>
+        <w:t xml:space="preserve">Answer: b</w:t>
       </w:r>
     </w:p>
     <w:p>
-      <w:pPr>
-        <w:spacing w:after="0" w:before="0"/>
-      </w:pPr>
       <w:r>
-        <w:rPr>
-          <w:b w:val="0"/>
-          <w:i w:val="0"/>
-          <w:sz w:val="22"/>
-        </w:rPr>
-        <w:t>(c) The number of beds in the hospital only</w:t>
+        <w:t xml:space="preserve">Solution: Zinc shortens the diarrhea episode, reduces its severity, and lowers the risk of future episodes for 2-3 months.</w:t>
       </w:r>
     </w:p>
     <w:p>
-      <w:pPr>
-        <w:spacing w:after="0" w:before="0"/>
-      </w:pPr>
       <w:r>
-        <w:rPr>
-          <w:b w:val="0"/>
-          <w:i w:val="0"/>
-          <w:sz w:val="22"/>
-        </w:rPr>
-        <w:t>(d) The availability of volunteers</w:t>
+        <w:t xml:space="preserve">Positive Marks: 1</w:t>
       </w:r>
     </w:p>
     <w:p>
-      <w:pPr>
-        <w:spacing w:after="0" w:before="40"/>
-      </w:pPr>
       <w:r>
-        <w:rPr>
-          <w:b/>
-          <w:i w:val="0"/>
-          <w:sz w:val="22"/>
-        </w:rPr>
-        <w:t>Answer: a</w:t>
+        <w:t xml:space="preserve">Negative Marks: 0.25</w:t>
       </w:r>
     </w:p>
     <w:p>
-      <w:pPr>
-        <w:spacing w:after="0" w:before="0"/>
-      </w:pPr>
       <w:r>
-        <w:rPr>
-          <w:b w:val="0"/>
-          <w:i w:val="0"/>
-          <w:sz w:val="21"/>
-        </w:rPr>
-        <w:t>Solution: The ratio method sets staffing by a fixed client-to-nurse ratio (e.g., 4:1 on medical units), adjusted for acuity. The other options are not the basis of the ratio method.</w:t>
+        <w:t xml:space="preserve"/>
       </w:r>
     </w:p>
     <w:p>
-      <w:pPr>
-        <w:spacing w:after="0" w:before="0"/>
-      </w:pPr>
       <w:r>
-        <w:rPr>
-          <w:b w:val="0"/>
-          <w:i w:val="0"/>
-          <w:sz w:val="20"/>
-        </w:rPr>
-        <w:t>Positive Marks: 1</w:t>
+        <w:t xml:space="preserve">Question: The cerebrum is responsible for:</w:t>
       </w:r>
     </w:p>
     <w:p>
-      <w:pPr>
-        <w:spacing w:after="160" w:before="0"/>
-      </w:pPr>
       <w:r>
-        <w:rPr>
-          <w:b w:val="0"/>
-          <w:i w:val="0"/>
-          <w:sz w:val="20"/>
-        </w:rPr>
-        <w:t>Negative Marks: 0.25</w:t>
+        <w:t xml:space="preserve">(a) Regulating heart rate only</w:t>
       </w:r>
     </w:p>
     <w:p>
-      <w:pPr>
-        <w:spacing w:after="40" w:before="120"/>
-      </w:pPr>
       <w:r>
-        <w:rPr>
-          <w:b w:val="0"/>
-          <w:i w:val="0"/>
-          <w:sz w:val="22"/>
-        </w:rPr>
-        <w:t>Question: In a research report, the section that summarizes previous studies relevant to the topic is the:</w:t>
+        <w:t xml:space="preserve">(b) Controlling reflexes only</w:t>
       </w:r>
     </w:p>
     <w:p>
-      <w:pPr>
-        <w:spacing w:after="0" w:before="0"/>
-      </w:pPr>
       <w:r>
-        <w:rPr>
-          <w:b w:val="0"/>
-          <w:i w:val="0"/>
-          <w:sz w:val="22"/>
-        </w:rPr>
-        <w:t>(a) Literature review</w:t>
+        <w:t xml:space="preserve">(c) Thought, memory, and voluntary movement</w:t>
       </w:r>
     </w:p>
     <w:p>
-      <w:pPr>
-        <w:spacing w:after="0" w:before="0"/>
-      </w:pPr>
       <w:r>
-        <w:rPr>
-          <w:b w:val="0"/>
-          <w:i w:val="0"/>
-          <w:sz w:val="22"/>
-        </w:rPr>
-        <w:t>(b) Methodology</w:t>
+        <w:t xml:space="preserve">(d) Producing cerebrospinal fluid</w:t>
       </w:r>
     </w:p>
     <w:p>
-      <w:pPr>
-        <w:spacing w:after="0" w:before="0"/>
-      </w:pPr>
       <w:r>
-        <w:rPr>
-          <w:b w:val="0"/>
-          <w:i w:val="0"/>
-          <w:sz w:val="22"/>
-        </w:rPr>
-        <w:t>(c) Abstract only</w:t>
+        <w:t xml:space="preserve">Answer: c</w:t>
       </w:r>
     </w:p>
     <w:p>
-      <w:pPr>
-        <w:spacing w:after="0" w:before="0"/>
-      </w:pPr>
       <w:r>
-        <w:rPr>
-          <w:b w:val="0"/>
-          <w:i w:val="0"/>
-          <w:sz w:val="22"/>
-        </w:rPr>
-        <w:t>(d) Reference list</w:t>
+        <w:t xml:space="preserve">Solution: The cerebrum governs higher functions — thought, memory, language, and voluntary movement; the brainstem controls vital reflexes.</w:t>
       </w:r>
     </w:p>
     <w:p>
-      <w:pPr>
-        <w:spacing w:after="0" w:before="40"/>
-      </w:pPr>
       <w:r>
-        <w:rPr>
-          <w:b/>
-          <w:i w:val="0"/>
-          <w:sz w:val="22"/>
-        </w:rPr>
-        <w:t>Answer: a</w:t>
+        <w:t xml:space="preserve">Positive Marks: 1</w:t>
       </w:r>
     </w:p>
     <w:p>
-      <w:pPr>
-        <w:spacing w:after="0" w:before="0"/>
-      </w:pPr>
       <w:r>
-        <w:rPr>
-          <w:b w:val="0"/>
-          <w:i w:val="0"/>
-          <w:sz w:val="21"/>
-        </w:rPr>
-        <w:t>Solution: The literature review critically summarizes and synthesises previous research to establish the background and gap the study addresses. Methodology (b) describes how the study was done, and the abstract (c) is a brief summary.</w:t>
+        <w:t xml:space="preserve">Negative Marks: 0.25</w:t>
       </w:r>
     </w:p>
     <w:p>
-      <w:pPr>
-        <w:spacing w:after="0" w:before="0"/>
-      </w:pPr>
       <w:r>
-        <w:rPr>
-          <w:b w:val="0"/>
-          <w:i w:val="0"/>
-          <w:sz w:val="20"/>
-        </w:rPr>
-        <w:t>Positive Marks: 1</w:t>
+        <w:t xml:space="preserve"/>
       </w:r>
     </w:p>
     <w:p>
-      <w:pPr>
-        <w:spacing w:after="160" w:before="0"/>
-      </w:pPr>
       <w:r>
-        <w:rPr>
-          <w:b w:val="0"/>
-          <w:i w:val="0"/>
-          <w:sz w:val="20"/>
-        </w:rPr>
-        <w:t>Negative Marks: 0.25</w:t>
+        <w:t xml:space="preserve">Question: When caring for a central venous catheter, the nurse should:</w:t>
+      </w:r>
+    </w:p>
+    <w:p>
+      <w:r>
+        <w:t xml:space="preserve">(a) Use sterile technique for dressing changes</w:t>
+      </w:r>
+    </w:p>
+    <w:p>
+      <w:r>
+        <w:t xml:space="preserve">(b) Change the dressing daily with bare hands</w:t>
+      </w:r>
+    </w:p>
+    <w:p>
+      <w:r>
+        <w:t xml:space="preserve">(c) Keep the exit site wet</w:t>
+      </w:r>
+    </w:p>
+    <w:p>
+      <w:r>
+        <w:t xml:space="preserve">(d) Reuse syringes between clients</w:t>
+      </w:r>
+    </w:p>
+    <w:p>
+      <w:r>
+        <w:t xml:space="preserve">Answer: a</w:t>
+      </w:r>
+    </w:p>
+    <w:p>
+      <w:r>
+        <w:t xml:space="preserve">Solution: Maximal sterile technique during dressing changes and line care prevents catheter-related bloodstream infection.</w:t>
+      </w:r>
+    </w:p>
+    <w:p>
+      <w:r>
+        <w:t xml:space="preserve">Positive Marks: 1</w:t>
+      </w:r>
+    </w:p>
+    <w:p>
+      <w:r>
+        <w:t xml:space="preserve">Negative Marks: 0.25</w:t>
+      </w:r>
+    </w:p>
+    <w:p>
+      <w:r>
+        <w:t xml:space="preserve"/>
+      </w:r>
+    </w:p>
+    <w:p>
+      <w:r>
+        <w:t xml:space="preserve">Question: Which task is appropriate to delegate to a nursing assistant?</w:t>
+      </w:r>
+    </w:p>
+    <w:p>
+      <w:r>
+        <w:t xml:space="preserve">(a) Administering IV push medications</w:t>
+      </w:r>
+    </w:p>
+    <w:p>
+      <w:r>
+        <w:t xml:space="preserve">(b) Assessing a newly admitted client</w:t>
+      </w:r>
+    </w:p>
+    <w:p>
+      <w:r>
+        <w:t xml:space="preserve">(c) Teaching a client about insulin</w:t>
+      </w:r>
+    </w:p>
+    <w:p>
+      <w:r>
+        <w:t xml:space="preserve">(d) Assisting a stable client with ambulation</w:t>
+      </w:r>
+    </w:p>
+    <w:p>
+      <w:r>
+        <w:t xml:space="preserve">Answer: d</w:t>
+      </w:r>
+    </w:p>
+    <w:p>
+      <w:r>
+        <w:t xml:space="preserve">Solution: Ambulation of a stable client is within the nursing assistant's scope; assessment, IV medications, and teaching require a registered nurse.</w:t>
+      </w:r>
+    </w:p>
+    <w:p>
+      <w:r>
+        <w:t xml:space="preserve">Positive Marks: 1</w:t>
+      </w:r>
+    </w:p>
+    <w:p>
+      <w:r>
+        <w:t xml:space="preserve">Negative Marks: 0.25</w:t>
       </w:r>
     </w:p>
     <w:sectPr>
       <w:pgSz w:w="12240" w:h="15840"/>
-      <w:pgMar w:top="864" w:right="1008" w:bottom="864" w:left="1008" w:header="720" w:footer="720" w:gutter="0"/>
+      <w:pgMar w:top="1440" w:right="1800" w:bottom="1440" w:left="1800" w:header="720" w:footer="720" w:gutter="0"/>
       <w:cols w:space="720"/>
       <w:docGrid w:linePitch="360"/>
     </w:sectPr>
@@ -2715,10 +1365,6 @@
     <w:name w:val="Normal"/>
     <w:qFormat/>
     <w:rsid w:val="00FC693F"/>
-    <w:rPr>
-      <w:rFonts w:ascii="Calibri" w:hAnsi="Calibri"/>
-      <w:sz w:val="22"/>
-    </w:rPr>
   </w:style>
   <w:style w:type="paragraph" w:styleId="Header">
     <w:name w:val="header"/>
